--- a/public/materialy/1L/2/_ucitel/4. Počítačové sítě - plán hodiny.docx
+++ b/public/materialy/1L/2/_ucitel/4. Počítačové sítě - plán hodiny.docx
@@ -564,6 +564,19 @@
       </w:pPr>
       <w:r>
         <w:t>Vytištěný pracovní list — 1 ks na žáka.</w:t>
+      </w:r>
+    </w:p>
+    <w:p>
+      <w:pPr>
+        <w:pStyle w:val="Odstavecseseznamem"/>
+        <w:numPr>
+          <w:ilvl w:val="0"/>
+          <w:numId w:val="2"/>
+        </w:numPr>
+        <w:spacing w:after="40"/>
+      </w:pPr>
+      <w:r>
+        <w:t xml:space="preserve">Laboratoř – cesta dat sítí (banka → Podklady k aktivitám) — na dataprojektor i pro žáky, funguje bez internetu.</w:t>
       </w:r>
     </w:p>
     <w:p>
@@ -1611,6 +1624,26 @@
       </w:r>
       <w:r>
         <w:t>Modely OSI, TCP/UDP, masky sítě sem nepatří — cílem je správná základní představa. Zvídavé odkaž na bonus a další ročníky.</w:t>
+      </w:r>
+    </w:p>
+    <w:p>
+      <w:pPr>
+        <w:pStyle w:val="Odstavecseseznamem"/>
+        <w:numPr>
+          <w:ilvl w:val="0"/>
+          <w:numId w:val="2"/>
+        </w:numPr>
+        <w:spacing w:after="40"/>
+      </w:pPr>
+      <w:r>
+        <w:rPr>
+          <w:b/>
+          <w:bCs/>
+        </w:rPr>
+        <w:t xml:space="preserve">Laboratoř navazuje na hru, nenahrazuje ji. </w:t>
+      </w:r>
+      <w:r>
+        <w:t xml:space="preserve">Po hře promítni moduly 01–05 a projděte cestu dat po krocích. Modul 06 je bonus pro rychlíky (vnitřní × veřejná adresa), modul 07 s příkazy patří až k hodině 6.</w:t>
       </w:r>
     </w:p>
     <w:p>

--- a/public/materialy/1L/2/_ucitel/4. Počítačové sítě - plán hodiny.docx
+++ b/public/materialy/1L/2/_ucitel/4. Počítačové sítě - plán hodiny.docx
@@ -1643,7 +1643,7 @@
         <w:t xml:space="preserve">Laboratoř navazuje na hru, nenahrazuje ji. </w:t>
       </w:r>
       <w:r>
-        <w:t xml:space="preserve">Po hře promítni moduly 01–05 a projděte cestu dat po krocích. Modul 06 je bonus pro rychlíky (vnitřní × veřejná adresa), modul 07 s příkazy patří až k hodině 6.</w:t>
+        <w:t xml:space="preserve">Ve fázi 14–22 promítni místo kreslení cesty dat na tabuli modul 05 (pět kroků, asi 5 minut). Moduly 01–04 jsou na opakování doma nebo pro žáky, kteří ve hře tápali. Modul 06 je bonus pro rychlíky (vnitřní × veřejná adresa).</w:t>
       </w:r>
     </w:p>
     <w:p>

--- a/public/materialy/1L/2/_ucitel/4. Počítačové sítě - plán hodiny.docx
+++ b/public/materialy/1L/2/_ucitel/4. Počítačové sítě - plán hodiny.docx
@@ -1643,7 +1643,7 @@
         <w:t xml:space="preserve">Laboratoř navazuje na hru, nenahrazuje ji. </w:t>
       </w:r>
       <w:r>
-        <w:t xml:space="preserve">Ve fázi 14–22 promítni místo kreslení cesty dat na tabuli modul 05 (pět kroků, asi 5 minut). Moduly 01–04 jsou na opakování doma nebo pro žáky, kteří ve hře tápali. Modul 06 je bonus pro rychlíky (vnitřní × veřejná adresa).</w:t>
+        <w:t xml:space="preserve">Ve fázi 14–22 promítni místo kreslení cesty dat na tabuli modul 05 (pět kroků, asi 5 minut). Moduly 01–04 jsou na opakování doma nebo pro žáky, kteří ve hře tápali. Modul 06 ukazuje zapojení LAN (sběrnice, hvězda, kruh, strom, každý s každým) a co udělá přetržený kabel. Modul 07 je bonus pro rychlíky (vnitřní × veřejná adresa).</w:t>
       </w:r>
     </w:p>
     <w:p>

--- a/public/materialy/1L/2/_ucitel/4. Počítačové sítě - plán hodiny.docx
+++ b/public/materialy/1L/2/_ucitel/4. Počítačové sítě - plán hodiny.docx
@@ -1643,7 +1643,7 @@
         <w:t xml:space="preserve">Laboratoř navazuje na hru, nenahrazuje ji. </w:t>
       </w:r>
       <w:r>
-        <w:t xml:space="preserve">Ve fázi 14–22 promítni místo kreslení cesty dat na tabuli modul 05 (pět kroků, asi 5 minut). Moduly 01–04 jsou na opakování doma nebo pro žáky, kteří ve hře tápali. Modul 06 ukazuje zapojení LAN (sběrnice, hvězda, kruh, strom, každý s každým) a co udělá přetržený kabel. Modul 07 je bonus pro rychlíky (vnitřní × veřejná adresa).</w:t>
+        <w:t xml:space="preserve">Ve fázi 14–22 promítni místo kreslení cesty dat na tabuli modul 05: třída nejdřív společně seřadí pět kroků, pak si cestu přehrajete (asi 7 minut). V modulech jsou otázky „Tipni si nejdřív“ – nech třídu hlasovat, než klikneš. Moduly 01–04 jsou na opakování doma nebo pro žáky, kteří ve hře tápali. Modul 06 ukazuje zapojení LAN (sběrnice, hvězda, kruh, strom, každý s každým) a co udělá přetržený kabel. Modul 07 je bonus pro rychlíky (vnitřní × veřejná adresa).</w:t>
       </w:r>
     </w:p>
     <w:p>

--- a/public/materialy/1L/2/_ucitel/4. Počítačové sítě - plán hodiny.docx
+++ b/public/materialy/1L/2/_ucitel/4. Počítačové sítě - plán hodiny.docx
@@ -576,7 +576,7 @@
         <w:spacing w:after="40"/>
       </w:pPr>
       <w:r>
-        <w:t xml:space="preserve">Laboratoř – cesta dat sítí (banka → Podklady k aktivitám) — na dataprojektor i pro žáky, funguje bez internetu.</w:t>
+        <w:t xml:space="preserve">Laboratoř – cesta dat sítí (banka → Digitální gramotnost → lekce 4) — na dataprojektor i pro žáky, funguje bez internetu.</w:t>
       </w:r>
     </w:p>
     <w:p>
@@ -1127,7 +1127,7 @@
                 <w:sz w:val="21"/>
                 <w:szCs w:val="21"/>
               </w:rPr>
-              <w:t>Na tabuli společně pojmenují role z hry: klient, DNS, router, server, IP adresa. Učitel doplní schéma cesty dat a srovnání: IP adresa = adresa domu, DNS = telefonní seznam.</w:t>
+              <w:t>Společně pojmenují role z hry: klient, DNS, router, server, IP adresa. Místo kreslení schématu na tabuli učitel promítne modul 05 laboratoře: třída seřadí pět kroků cesty dat a pak si je přehraje. Doplní srovnání: IP adresa = adresa domu, DNS = telefonní seznam.</w:t>
             </w:r>
           </w:p>
         </w:tc>
@@ -1156,7 +1156,7 @@
                 <w:sz w:val="21"/>
                 <w:szCs w:val="21"/>
               </w:rPr>
-              <w:t>Pomáhají sestavit schéma, zapisují pojmy do listu.</w:t>
+              <w:t>Hlasují o pořadí kroků a o tipech, zapisují pojmy do listu.</w:t>
             </w:r>
           </w:p>
         </w:tc>
@@ -1643,7 +1643,7 @@
         <w:t xml:space="preserve">Laboratoř navazuje na hru, nenahrazuje ji. </w:t>
       </w:r>
       <w:r>
-        <w:t xml:space="preserve">Ve fázi 14–22 promítni místo kreslení cesty dat na tabuli modul 05: třída nejdřív společně seřadí pět kroků, pak si cestu přehrajete (asi 7 minut). V modulech jsou otázky „Tipni si nejdřív“ – nech třídu hlasovat, než klikneš. Moduly 01–04 jsou na opakování doma nebo pro žáky, kteří ve hře tápali. Modul 06 ukazuje zapojení LAN (sběrnice, hvězda, kruh, strom, každý s každým) a co udělá přetržený kabel. Modul 07 je bonus pro rychlíky (vnitřní × veřejná adresa).</w:t>
+        <w:t xml:space="preserve">Ve fázi 14–22 promítni místo kreslení cesty dat na tabuli modul 05: třída nejdřív společně seřadí pět kroků, pak si cestu přehrajete (asi 7 minut). V modulech jsou otázky „Tipni si nejdřív“ – nech třídu hlasovat, než klikneš. Moduly 01–04 jsou na opakování doma nebo pro žáky, kteří ve hře tápali. Modul 06 ukazuje zapojení LAN (sběrnice, hvězda, kruh, strom, každý s každým) a co udělá přetržený kabel. Modul 07 je bonus pro rychlíky (vnitřní × veřejná adresa).</w:t>
       </w:r>
     </w:p>
     <w:p>

--- a/public/materialy/1L/2/_ucitel/4. Počítačové sítě - plán hodiny.docx
+++ b/public/materialy/1L/2/_ucitel/4. Počítačové sítě - plán hodiny.docx
@@ -32,7 +32,7 @@
           <w:sz w:val="26"/>
           <w:szCs w:val="26"/>
         </w:rPr>
-        <w:t>Úvod do informatiky a digitální gramotnost • 1. ročník SPŠ • 45 minut</w:t>
+        <w:t>Úvod do informatiky a digitální gramotnost • střední škola • 45 minut</w:t>
       </w:r>
     </w:p>
     <w:p>
@@ -265,7 +265,7 @@
                 <w:sz w:val="21"/>
                 <w:szCs w:val="21"/>
               </w:rPr>
-              <w:t>1. ročník, střední průmyslová škola (strojní a stavební obory)</w:t>
+              <w:t>kterýkoli ročník SŠ podle ŠVP (vzniklo pro strojní a stavební obory SPŠ)</w:t>
             </w:r>
           </w:p>
         </w:tc>
